--- a/Unnn-Inf/U104-Aig.docx
+++ b/Unnn-Inf/U104-Aig.docx
@@ -175,6 +175,15 @@
         </w:rPr>
         <w:t>نبتدي بعون الله وحسن توفيقه ونكتب كتاب عجايب سيرنا وربنا ومخلصنا يسوع المسيح المدعو انجيل الطفولية بسلام من الرب امين</w:t>
       </w:r>
+      <w:r>
+        <w:rPr>
+          <w:color w:val="943634"/>
+          <w:sz w:val="34"/>
+          <w:szCs w:val="34"/>
+          <w:rtl/>
+        </w:rPr>
+        <w:t xml:space="preserve"> ۝٠</w:t>
+      </w:r>
     </w:p>
     <w:p>
       <w:pPr>
@@ -229,6 +238,15 @@
           <w:rtl/>
         </w:rPr>
         <w:t>قد وجدنا في كتاب يوسيفوس رئيس الكهنة اللذي كان علي عهد المسيح وقد قال اناس انه قابانا قال هذا ان يسوع تكلم وهو حين كان في المهد وقال لمريم امع اني اذا هو يسوع ابن الله الكلام الذي ولدتيني كما بشرك جبرايل الملاك وابي ارسلني لخلاص العالم</w:t>
+      </w:r>
+      <w:r>
+        <w:rPr>
+          <w:color w:val="943634"/>
+          <w:sz w:val="34"/>
+          <w:szCs w:val="34"/>
+          <w:rtl/>
+        </w:rPr>
+        <w:t xml:space="preserve"> ۝١</w:t>
       </w:r>
     </w:p>
     <w:p>
@@ -475,6 +493,15 @@
         </w:rPr>
         <w:t>حينين جات الرعاه فاوقدوا نارا وفرحوا فرحا عظيما وتراات لهم اجناد سابعة بهللوا وتعبدوا الله تعالي ذكره والرعاة ايضا والمغارة اشبهت في ذلك الوقت لبيعه العلوية لان الافواه السمابية والارضية كانت تسجد وتعظم الميلاد السيد المسيح فاما العجوز العبرانية لما رات العجايب الواضحة شكرت الله وقالت اشكرك يا الله اله اسرايل علي ما نظرت عيناي من ميلاد مخلص العالم</w:t>
       </w:r>
+      <w:r>
+        <w:rPr>
+          <w:color w:val="943634"/>
+          <w:sz w:val="34"/>
+          <w:szCs w:val="34"/>
+          <w:rtl/>
+        </w:rPr>
+        <w:t xml:space="preserve"> ۝٤</w:t>
+      </w:r>
     </w:p>
     <w:p>
       <w:pPr>
@@ -531,6 +558,15 @@
         </w:rPr>
         <w:t>ولما كانت ايام اختاذة وهو اليوم الثامن أوجبت السنة ختاذة الصبي فختنوه في المغارة واخذت العجوز العبرانية تلك الجلدة واخرون قالوا ان السرة اخذت العجوز ووضعته في قارورة دهن الناردين العاتق وقد كان لها ولد عطار وقدمتها له وقالت له اياك ان تبيع هذه القارورة الطيب الناردين ولو دفع لك بها ثلثماية دينار وهذه القارورة هي التي ابتاعتها مريم الخاطية وسكبتها علي رأس سيدنا يسوع المسيح وعلي قدمية ومصحتها بشعر رأسها وبعد عشرة ايام اصعدوه الي اورشليم و بعد اربعين يوما للولادة ادخلوه الي الهيكل الي بين يدي الرب وقربوا عنه القرابين اللذي كتب في ناموس موشي وهو أن كل ذكر يفتح الرحم قدوس الله</w:t>
       </w:r>
+      <w:r>
+        <w:rPr>
+          <w:color w:val="943634"/>
+          <w:sz w:val="34"/>
+          <w:szCs w:val="34"/>
+          <w:rtl/>
+        </w:rPr>
+        <w:t xml:space="preserve"> ۝٥</w:t>
+      </w:r>
     </w:p>
     <w:p>
       <w:pPr>
@@ -586,6 +622,15 @@
           <w:rtl/>
         </w:rPr>
         <w:t>فراه سمعان الشيخ وهو يضي كعامود النور وقد حملته مرت مريم البقول امه علي ذراعيها وهي به مسرورة وقد التحفته الملايكة مثل الدايرة وهم يسبحون شبه الاجنان قدام الملك فاسرع سمعان بالسهر الي مرت مريم وبسط يدية امامها وقال للسيد المسيح الان اطلق عبرك بسلام يا سيدي حسب قولك فقد رات عيناي رافتك اللتي اعددتها لسبب خلاص جميع الاسم ذورا لجميع الشعوب ومجد الشعبك اسرايل وحنه النبية ايضا شاهدت ذلك واقبلت تشكر الله وتقطي الطوبي لمرت مريم</w:t>
+      </w:r>
+      <w:r>
+        <w:rPr>
+          <w:color w:val="943634"/>
+          <w:sz w:val="34"/>
+          <w:szCs w:val="34"/>
+          <w:rtl/>
+        </w:rPr>
+        <w:t xml:space="preserve"> ۝٦</w:t>
       </w:r>
     </w:p>
     <w:p>
@@ -700,6 +745,15 @@
         </w:rPr>
         <w:t>فاجتمعوا اليهم ملوكهم وسان تهم وقالوا لهم ما الذي رايتم وفعلتم وكيف مضيتم وعددم وما الذي استصحبتم فاظهروا لهم ذلك القماط الذي دفعته لهم صرت مرقوم فعملوا لذلك عيدا وأضرموا نارا مثل عادتهم وسجدوا لها والقوا ذلك القماط فيها فاخذته النار ومزجته فيها ولما خمدت النار اخرجوا ذلك القماط وهو مثل ما كان أولا كان لم تمسسة النار فيدوا يقبلوه ويضعوه فلي روسهم وعلي عينيهم وقالوا ان هذا هو الحق غير شك ان هذا أمر عظيم أن لم تقدر النار ان تحرقة او تفسده واخذوه وادخروه عندهم بالكرامة الجليلة</w:t>
       </w:r>
+      <w:r>
+        <w:rPr>
+          <w:color w:val="943634"/>
+          <w:sz w:val="34"/>
+          <w:szCs w:val="34"/>
+          <w:rtl/>
+        </w:rPr>
+        <w:t xml:space="preserve"> ۝٨</w:t>
+      </w:r>
     </w:p>
     <w:p>
       <w:pPr>
@@ -1033,6 +1087,15 @@
         </w:rPr>
         <w:t>فهمتوا اللصوص ضجيجا عظيما كضجيج ملك عظيم قد خرج من مدينتة ومعه عساكر وخيول وطبول فجزعوا اللصوص من ذلك وتركوا كلما كانوا اخذوا فقام او لايك القوم وحل بعضهم كتان بعض واخذوا أموالهم ومضوا فلما راوا يوسف ومريم مقبلين قالوا لهم اين هو الملك الذي سمع اللصوص صوت عظمة ضجيجه وتركونا ان لك وتعلمنا فقال لهم يوسف سوف ياتي</w:t>
       </w:r>
+      <w:r>
+        <w:rPr>
+          <w:color w:val="943634"/>
+          <w:sz w:val="34"/>
+          <w:szCs w:val="34"/>
+          <w:rtl/>
+        </w:rPr>
+        <w:t xml:space="preserve"> ۝١٣</w:t>
+      </w:r>
     </w:p>
     <w:p>
       <w:pPr>
@@ -1148,6 +1211,16 @@
         </w:rPr>
         <w:t>وفي عشية ذلك اليوم وصلوا الي قرية اخري كان فيها عرض وبحيله الشيطان اللعين ويفعل السحرة خرست العروس ولم تعد تنطق فلما دخلت السيدة مرت مريم لتلك القريه وهي حاملة السيد المسيح ولدها راتها تلك العروس الخريسة فبسطت يديها نحو السيد المسيح وجذبته وحملته ولزمته وقبلته في صاعدته راجع جميع اليها فانحل انعقال لسانها وانفتحت از ناها وسبحت الله وشكرته الذي وهب لها العافية وصار عند أهل تلك القرية فرحه عظيمه في تلك الليله وظنوا ان الله وملايكته قد نزل عليهم</w:t>
       </w:r>
+      <w:r>
+        <w:rPr>
+          <w:color w:val="943634"/>
+          <w:sz w:val="34"/>
+          <w:szCs w:val="34"/>
+          <w:rtl/>
+          <w:lang w:eastAsia="en-GB"/>
+        </w:rPr>
+        <w:t xml:space="preserve"> ۝١٥</w:t>
+      </w:r>
     </w:p>
     <w:p>
       <w:pPr>
@@ -1203,7 +1276,27 @@
           <w:rtl/>
           <w:lang w:eastAsia="en-GB"/>
         </w:rPr>
-        <w:t xml:space="preserve">واقاموا هناك ثلثه ايام مكرمين متنعمين وخرجوا من عندهم متزودين فوصلوا الي قرية اخري وهموا بالمبيت فيها لانها كانت اهلة بالنس وكان في هذه القرية امرأة معروفه وكان قد مضت الي النهر في بعض الايام لتغتسل واذا الشيطان اللعين قد تشبه جديد وكلما جا الليل كان يتطاول عليها ولما ولما رات هذه الامرأة للسيدة مرت مريم والسيد المسيح في حضنها وهو طفل اشتاقت اليه وقالت السيدة مرت مريم يا سيدتي اعطيني هذا الطفل لا حمله واقبله فاعطتها اياه فلما قرب منها استرخا ذلك الشيطان عنها وتركها وولي هاربا ولم تعد تبصره بعد ذلك اليوم فسيح جميع الحاضرين لله تعالي وصنعت لهم ذلك الامراء صنيعا </w:t>
+        <w:t xml:space="preserve">واقاموا هناك ثلثه ايام مكرمين متنعمين وخرجوا من عندهم متزودين فوصلوا الي قرية اخري وهموا بالمبيت فيها لانها كانت اهلة بالنس وكان في هذه القرية امرأة معروفه وكان قد مضت الي النهر في بعض الايام لتغتسل واذا الشيطان اللعين قد تشبه جديد وكلما جا الليل كان يتطاول عليها ولما ولما رات هذه الامرأة للسيدة مرت مريم والسيد المسيح في حضنها وهو طفل اشتاقت اليه وقالت السيدة مرت مريم يا سيدتي اعطيني هذا الطفل لا حمله واقبله فاعطتها اياه فلما قرب منها استرخا ذلك الشيطان عنها وتركها وولي هاربا ولم تعد تبصره بعد ذلك اليوم فسيح جميع الحاضرين لله تعالي وصنعت لهم ذلك </w:t>
+      </w:r>
+      <w:r>
+        <w:rPr>
+          <w:color w:val="943634"/>
+          <w:sz w:val="34"/>
+          <w:szCs w:val="34"/>
+          <w:rtl/>
+          <w:lang w:eastAsia="en-GB"/>
+        </w:rPr>
+        <w:t>الامراء صنيعا</w:t>
+      </w:r>
+      <w:r>
+        <w:rPr>
+          <w:color w:val="943634"/>
+          <w:sz w:val="34"/>
+          <w:szCs w:val="34"/>
+          <w:rtl/>
+          <w:lang w:eastAsia="en-GB"/>
+        </w:rPr>
+        <w:t xml:space="preserve"> ۝١٦</w:t>
       </w:r>
     </w:p>
     <w:p>
@@ -1270,6 +1363,16 @@
           <w:lang w:eastAsia="en-GB"/>
         </w:rPr>
         <w:t>صبية قد ابيض جسمها من البرص فسكبت عليها من ذلك الما وغسلتها به فظهرت من درسها في الحال قام اوليك القوم قالوا لا شك ان يوسف ومريم والصبي هم الهة وليس اناس فلما عزموا علي الخروج من عندهم دنت تلك الصبية التي كانت مبرضة اليهم وسالتهم ان ياخذوها معهم</w:t>
+      </w:r>
+      <w:r>
+        <w:rPr>
+          <w:color w:val="943634"/>
+          <w:sz w:val="34"/>
+          <w:szCs w:val="34"/>
+          <w:rtl/>
+          <w:lang w:eastAsia="en-GB"/>
+        </w:rPr>
+        <w:t xml:space="preserve"> ۝١٧</w:t>
       </w:r>
     </w:p>
     <w:p>
@@ -1375,6 +1478,15 @@
         </w:rPr>
         <w:t>اللذي يغسل به جسمك ودفعت للسيدة مرت مريم مواهبا جزيلة وشيعتها بكرامة عظيمة</w:t>
       </w:r>
+      <w:r>
+        <w:rPr>
+          <w:color w:val="943634"/>
+          <w:sz w:val="34"/>
+          <w:szCs w:val="34"/>
+          <w:rtl/>
+        </w:rPr>
+        <w:t xml:space="preserve"> ۝١٨</w:t>
+      </w:r>
     </w:p>
     <w:p>
       <w:pPr>
@@ -1431,6 +1543,16 @@
           <w:lang w:eastAsia="en-GB"/>
         </w:rPr>
         <w:t>ووصلوا من هناك الي قرية اخري وارادوا ان يباتوا فيها فنزلوا في دار رجل كان قد تزوج جديد وهو مربوط عن زوجته فلما باتوا عنده تلك الليلة انهل رباطه فلما كان الصباح هموا بالسمير فمنعهم ذلك العريس وعمل لهم وليمة عظيمة</w:t>
+      </w:r>
+      <w:r>
+        <w:rPr>
+          <w:color w:val="943634"/>
+          <w:sz w:val="34"/>
+          <w:szCs w:val="34"/>
+          <w:rtl/>
+          <w:lang w:eastAsia="en-GB"/>
+        </w:rPr>
+        <w:t xml:space="preserve"> ۝١٩</w:t>
       </w:r>
     </w:p>
     <w:p>
@@ -1592,7 +1714,7 @@
           <w:rtl/>
           <w:lang w:eastAsia="en-GB"/>
         </w:rPr>
-        <w:t xml:space="preserve">سار كما ثرينه ونحن الان نسالك ان تترافين علينا فحينيز شفقت عليهن مرت مريم واخذت الرب موع ورفعة علي ظهر البغل وبكت هي وتلك النشوة وقالت لولدها يسوع المسيح يا ابني بالقوة العظيمة اللتي لك اشفي هذا البغل واجعله انسانا عاقلا كما كان اولا وعند خروج الكلمة من قم السيدة العذري مرت مريم تغير ذلك البغل وصار انسانا وهو رجلا شابا سليما من كل عيب عود ذلك مسجد هو وامه واخواته . للسيدة مرت مريم وحملوا الصبي </w:t>
+        <w:t xml:space="preserve">سار كما ثرينه ونحن الان نسالك ان تترافين علينا فحينيز شفقت عليهن مرت مريم واخذت الرب موع ورفعة علي ظهر البغل وبكت هي وتلك النشوة وقالت لولدها يسوع المسيح يا ابني بالقوة العظيمة اللتي لك اشفي هذا البغل واجعله انسانا عاقلا كما كان اولا وعند خروج الكلمة من قم السيدة العذري مرت مريم تغير ذلك البغل وصار انسانا وهو رجلا شابا سليما من كل عيب عود ذلك مسجد هو وامه واخواته للسيدة مرت مريم وحملوا الصبي </w:t>
       </w:r>
       <w:r>
         <w:rPr>
@@ -1658,6 +1780,15 @@
           <w:rtl/>
         </w:rPr>
         <w:t>وقالت الاختان لامها ان اخانا قد استقام بمعونة الرب يسوع المسيح وببركة هذه الصبية اللتي اطلعتنا علي خبر مريم وابنها والان اخونا هو اعزب والصواب أن تزوجه بهذه الصبية خادمتهم وسالوا مرت مريم في ذلك الامر فاجابتهم الي سوالهم فعملوا لتلك الصبية عرسا عظيما واستبدلوا بالحزن فرحا وبالناحة طربا وبدوا يجذلون فيفرحون فيتبه جون فيغنون ولكثرة سرورهم لبسوا افخر ثيابهم وعليهم وصاروا ينشدون فيمدحون فيقولون يا يسوع ابن داوود مبدل الغم فرحا والحزن سرورا وليتوا هناك عشرة ايام مرت مريم ويوسف ثم صاروا من هناك بعد ان اكرموهم اوليك القوم كرامات كثيرة وودعوهم ورجعوا من وداعهم وهم باكين لسيما تلك الصبية</w:t>
+      </w:r>
+      <w:r>
+        <w:rPr>
+          <w:color w:val="943634"/>
+          <w:sz w:val="34"/>
+          <w:szCs w:val="34"/>
+          <w:rtl/>
+        </w:rPr>
+        <w:t xml:space="preserve"> ۝٢٢</w:t>
       </w:r>
     </w:p>
     <w:p>
@@ -1745,6 +1876,15 @@
         </w:rPr>
         <w:t>مغفرة الخطايا فاجاب الرب يسوع وقال لامه يا امي بعد ثلثين سنة يصلبوني اليهود في مدينة اورشليم فيصلبون هذان اللعين معي طيطوس عن يميني ودوماكوس عن شمالي وبعد ذلك اليوم بسبقني طيطوش الي الفردوس قالت حاشان با وادي من ذلك</w:t>
       </w:r>
+      <w:r>
+        <w:rPr>
+          <w:color w:val="943634"/>
+          <w:sz w:val="34"/>
+          <w:szCs w:val="34"/>
+          <w:rtl/>
+        </w:rPr>
+        <w:t xml:space="preserve"> ۝٢٣</w:t>
+      </w:r>
     </w:p>
     <w:p>
       <w:pPr>
@@ -1811,6 +1951,16 @@
         </w:rPr>
         <w:t>العين ومن عرق الرب يسوع الذي بورته هناك خرج في تلك الارض البلسم</w:t>
       </w:r>
+      <w:r>
+        <w:rPr>
+          <w:color w:val="943634"/>
+          <w:sz w:val="34"/>
+          <w:szCs w:val="34"/>
+          <w:rtl/>
+          <w:lang w:eastAsia="en-GB"/>
+        </w:rPr>
+        <w:t xml:space="preserve"> ۝٢٤</w:t>
+      </w:r>
     </w:p>
     <w:p>
       <w:pPr>
@@ -1867,6 +2017,15 @@
         </w:rPr>
         <w:t>ومن هناك نزلوا الي مصر ونظروا فرعون وبقيوا في ارض مصر ثلث سنين وعمل الرب يسوع في ارض مصر اعاجيب كثيرا ما هي مكتوبة لا في انجيل الطفولي ولا في الانجيل الكامل</w:t>
       </w:r>
+      <w:r>
+        <w:rPr>
+          <w:color w:val="943634"/>
+          <w:sz w:val="34"/>
+          <w:szCs w:val="34"/>
+          <w:rtl/>
+        </w:rPr>
+        <w:t xml:space="preserve"> ۝٢٥</w:t>
+      </w:r>
     </w:p>
     <w:p>
       <w:pPr>
@@ -1933,6 +2092,16 @@
         </w:rPr>
         <w:t>امضي الي مدينة الناصرة وكن هنالك فيا عجباه كيف بديل ويطاف في البلاد صاحب</w:t>
       </w:r>
+      <w:r>
+        <w:rPr>
+          <w:color w:val="943634"/>
+          <w:sz w:val="34"/>
+          <w:szCs w:val="34"/>
+          <w:rtl/>
+          <w:lang w:eastAsia="en-GB"/>
+        </w:rPr>
+        <w:t xml:space="preserve"> ۝٢٦</w:t>
+      </w:r>
     </w:p>
     <w:p>
       <w:pPr>
@@ -1998,6 +2167,16 @@
           <w:lang w:eastAsia="en-GB"/>
         </w:rPr>
         <w:t>ابني ورشيه عليه فاخذت مثل ما قالت لها مرت مريم من ذلك الما وسكبته علي ابنها فهدا من انزعاجه ودام قليلا ثم انتبه من نومه وهو سليما معافي فحملته وجات به الي قرب مرت مريم وهي فرحانة به فقالت لها مريم اشكري الله اللذي عافي ولدى هذا</w:t>
+      </w:r>
+      <w:r>
+        <w:rPr>
+          <w:color w:val="943634"/>
+          <w:sz w:val="34"/>
+          <w:szCs w:val="34"/>
+          <w:rtl/>
+          <w:lang w:eastAsia="en-GB"/>
+        </w:rPr>
+        <w:t xml:space="preserve"> ۝٢٧</w:t>
       </w:r>
     </w:p>
     <w:p>
@@ -2066,6 +2245,16 @@
         </w:rPr>
         <w:t>اليها وكان قد قارب الموت فبري بغساله جسم يسوع ابنها فلما سمعت تلك الامراة ذلك منها مضت هي ايضا واخذت من ذلك الما وغسلت به ابنها وفي ذلك الوقت بري جسرة وعينيه فحملته امه الي عند السيدة مرت مريم وكشفت لها كلما جري فقالت لها مرت مريم اشكري الله علي اقامته ولا تطالعي احدا علي هذا الخبرة</w:t>
       </w:r>
+      <w:r>
+        <w:rPr>
+          <w:color w:val="943634"/>
+          <w:sz w:val="34"/>
+          <w:szCs w:val="34"/>
+          <w:rtl/>
+          <w:lang w:eastAsia="en-GB"/>
+        </w:rPr>
+        <w:t xml:space="preserve"> ۝٢٨</w:t>
+      </w:r>
     </w:p>
     <w:p>
       <w:pPr>
@@ -2130,26 +2319,7 @@
           <w:rtl/>
           <w:lang w:eastAsia="en-GB"/>
         </w:rPr>
-        <w:t xml:space="preserve">ابنها ومضت الي عند السيدة مرت مريم أم يسوع واعطتها منديلا حسنا وقالت لها يا سيدتي مريم خذي مني هذا المنديل واعطيني بداله قباطا واحدا ففعلت ذلك مريم ومضت ام قليونا فجعلته قميصا والبته لابنها فيري المع ومات ابن ضرتها فصار بينهن </w:t>
-      </w:r>
-      <w:r>
-        <w:rPr>
-          <w:color w:val="943634"/>
-          <w:sz w:val="34"/>
-          <w:szCs w:val="34"/>
-          <w:lang w:eastAsia="en-GB"/>
-        </w:rPr>
-        <w:t>1</w:t>
-      </w:r>
-      <w:r>
-        <w:rPr>
-          <w:color w:val="943634"/>
-          <w:sz w:val="34"/>
-          <w:szCs w:val="34"/>
-          <w:rtl/>
-          <w:lang w:eastAsia="en-GB"/>
-        </w:rPr>
-        <w:t xml:space="preserve"> لذلك عداوة وكانا يخدما البيت كل واحدة جمعة فجات نوبة مردم ام قليونا فارادت ان تخبز نعمت التنور ومضت أن تحضر العجين وكان ابنها هذا قليونا قد تركته عند التنور ومضت فلما راته ضرتها </w:t>
+        <w:t xml:space="preserve">ابنها ومضت الي عند السيدة مرت مريم أم يسوع واعطتها منديلا حسنا وقالت لها يا سيدتي مريم خذي مني هذا المنديل واعطيني بداله قباطا واحدا ففعلت ذلك مريم ومضت ام قليونا فجعلته قميصا والبته لابنها فيري المع ومات ابن ضرتها فصار بينهن لذلك عداوة وكانا يخدما البيت كل واحدة جمعة فجات نوبة مردم ام قليونا فارادت ان تخبز نعمت التنور ومضت أن تحضر العجين وكان ابنها هذا قليونا قد تركته عند التنور ومضت فلما راته ضرتها </w:t>
       </w:r>
       <w:r>
         <w:rPr>
@@ -2178,6 +2348,15 @@
           <w:rtl/>
         </w:rPr>
         <w:t>فجاوا النس ليخرجوها فوجدوها قد تطحن راسها وتكسرت عظامها وماتت موتة سو وتم فيها قول القابل حفروا بيرا وعمقوها وسقطوا في الحفيرة اللتي عملوها</w:t>
+      </w:r>
+      <w:r>
+        <w:rPr>
+          <w:color w:val="943634"/>
+          <w:sz w:val="34"/>
+          <w:szCs w:val="34"/>
+          <w:rtl/>
+        </w:rPr>
+        <w:t xml:space="preserve"> ۝٢٩</w:t>
       </w:r>
     </w:p>
     <w:p>
@@ -2255,6 +2434,15 @@
         </w:rPr>
         <w:t>مريم الان علمت أن قوة الله حلت فيك حتي صار ابنك يشفي بني جنسه اذا لمسوا ثيابه وهذا الصبي اللذي شفي هو المهمي في الانجيل برتولاي</w:t>
       </w:r>
+      <w:r>
+        <w:rPr>
+          <w:color w:val="943634"/>
+          <w:sz w:val="34"/>
+          <w:szCs w:val="34"/>
+          <w:rtl/>
+        </w:rPr>
+        <w:t xml:space="preserve"> ۝٣٠</w:t>
+      </w:r>
     </w:p>
     <w:p>
       <w:pPr>
@@ -2320,6 +2508,16 @@
           <w:lang w:eastAsia="en-GB"/>
         </w:rPr>
         <w:t>في السرير فصبرت تلك الامراة كما قالت لها فلما وضعت يسوع في السرير أخذت من غسالة جهمة واعطته وقالت لها خذي من هذا الما واسكبيع علي جسمك فلما فعلت ذلك طهرت لوقتها وسبحت لله وشكرته</w:t>
+      </w:r>
+      <w:r>
+        <w:rPr>
+          <w:color w:val="943634"/>
+          <w:sz w:val="34"/>
+          <w:szCs w:val="34"/>
+          <w:rtl/>
+          <w:lang w:eastAsia="en-GB"/>
+        </w:rPr>
+        <w:t xml:space="preserve"> ۝٣١</w:t>
       </w:r>
     </w:p>
     <w:p>
@@ -2426,6 +2624,15 @@
         </w:rPr>
         <w:t>الممتحنة في هذا الما فلما غسلوها به شفيت للوقت فسبحوا لله هم وكل من حضر ثم مضوا الي بلادهم وهم فرحين يسبحوا الري علي ذلك فلما سمع القادر أن زوحته دريت ردها الي ديته تم عمل عرسا ثانيا وشكر لله على عافيه زوجته</w:t>
       </w:r>
+      <w:r>
+        <w:rPr>
+          <w:color w:val="943634"/>
+          <w:sz w:val="34"/>
+          <w:szCs w:val="34"/>
+          <w:rtl/>
+        </w:rPr>
+        <w:t xml:space="preserve"> ۝٣٢</w:t>
+      </w:r>
     </w:p>
     <w:p>
       <w:pPr>
@@ -2548,6 +2755,15 @@
         <w:lastRenderedPageBreak/>
         <w:t>عال وقال ما لي منك يسوع ابن مريم الي اين اهرب منك وولي راجعا عن تلك الصبية بخوف عظيم ولم يعد يظهر لها البتة واستراحت منه تلك الصبية وسبحت لله وشكرته هي وكل من حضر هذه العجوبة</w:t>
       </w:r>
+      <w:r>
+        <w:rPr>
+          <w:color w:val="943634"/>
+          <w:sz w:val="34"/>
+          <w:szCs w:val="34"/>
+          <w:rtl/>
+        </w:rPr>
+        <w:t xml:space="preserve"> ۝٣٤</w:t>
+      </w:r>
     </w:p>
     <w:p>
       <w:pPr>
@@ -2897,6 +3113,16 @@
         </w:rPr>
         <w:t>وجذب كل واحد من ناحيته فانصلح السرير وصار مقدار ذلك الموضع فلما نظروا الحاضرون تلك العجوبة تديروا وسبحوا الله واما خشب ذلك السرير كان من الخشب اللذي كان يظهر في زمان سليمان ابن داود وهو خشب ذو اصناف واشكال</w:t>
       </w:r>
+      <w:r>
+        <w:rPr>
+          <w:color w:val="943634"/>
+          <w:sz w:val="34"/>
+          <w:szCs w:val="34"/>
+          <w:rtl/>
+          <w:lang w:eastAsia="en-GB"/>
+        </w:rPr>
+        <w:t xml:space="preserve"> ۝٣٩</w:t>
+      </w:r>
     </w:p>
     <w:p>
       <w:pPr>
@@ -3100,6 +3326,15 @@
         </w:rPr>
         <w:t>فبينما هم كذلك واذا اناس مقبلين ومعهم صبي حاملينه لان هذا الصبي كان قد انطلق مع الصبيان إلى العمل ليعيب حطبا فوجد في الجبل عش حمل في يده لياخذ البيض من ذلك العش فضربت جية ردية من وسط العشر فاستعان فلما جاوا رفقاوه مطروحا علي الارض كالميت فحاوا اهله حملوه لياخذوه الي المدينة فلما وصلوا الي ذلك الموضع الذي فيه الرب يسوع علي صفة الملك والصبيان حوله مثل الخدام فعينين بادروا الصبيان الي قدام الملدوغ وقالوا لاهله تعالوا سلموا علي الملك فلم يريدوا ان بجيوا لاجل الحزن اللذي هم فيه فجن بوهم الصبيان قهرا بغير اختيارهم فلما وصلوا الي عند الرب يسوع قال لهم ما لكم حاملين هذا الصبي فقالوا قد لرغته حية فقال الرب يسوع للصبيان روحوا بنا نقتلها فقال ابوي الصبي اتركونا نمضي لان ابننا قد قارب الموت فاجابوا الصبيان قابلين ما تسمعوا ما قال الملك فمصي نقتل الحية وانتم تخالفونه وساقوا الدبة بغير امرهم فلما وصلوا الي ذلك العش قال الرب يسوع للصبيان هذا مكان الحية قالوا له نعم فعينين ناداها الرب يسوع فخرجت بغير تاخر وهي خاضعة له فقال لها امضي ومصي السم الذي رميتيه في ذلك الصبي فانسحبت تلك الحيد الي عند الصبي ومصت جميع سمها فحينيز لعنها الرب يسوع فانشقت لوقتها وعبر يده علي الصبي فتعاني وابتدا يبكي فقال له الرب يسوع لا تبكي فان قليلا تكون لي تلميذا وهذا هو سمعان القاذاني المذكور في الانجيل</w:t>
       </w:r>
+      <w:r>
+        <w:rPr>
+          <w:color w:val="943634"/>
+          <w:sz w:val="34"/>
+          <w:szCs w:val="34"/>
+          <w:rtl/>
+        </w:rPr>
+        <w:t xml:space="preserve"> ۝٤٢</w:t>
+      </w:r>
     </w:p>
     <w:p>
       <w:pPr>
@@ -3154,7 +3389,16 @@
           <w:szCs w:val="34"/>
           <w:rtl/>
         </w:rPr>
-        <w:t xml:space="preserve">ويوما اخر ايضا أرسل يوسف ابنه يعقوب ليجيب حطبا ومضي الرب يسوع صحبته فلما وصلوا الي الموضع الذي العطب فيه ابتدا يجمع الحطب واذا بافعه ردية لدغته في يده فجعل يصرخ ويبكي فلما راه الرب يسوع علي هذه الحالة تقدم اليه ودفنح في الموضع اللذي لدغته الحيه فبري لوقته </w:t>
+        <w:t>ويوما اخر ايضا أرسل يوسف ابنه يعقوب ليجيب حطبا ومضي الرب يسوع صحبته فلما وصلوا الي الموضع الذي العطب فيه ابتدا يجمع الحطب واذا بافعه ردية لدغته في يده فجعل يصرخ ويبكي فلما راه الرب يسوع علي هذه الحالة تقدم اليه ودفنح في الموضع اللذي لدغته الحيه فبري لوقته</w:t>
+      </w:r>
+      <w:r>
+        <w:rPr>
+          <w:color w:val="943634"/>
+          <w:sz w:val="34"/>
+          <w:szCs w:val="34"/>
+          <w:rtl/>
+        </w:rPr>
+        <w:t xml:space="preserve"> ۝٤٣</w:t>
       </w:r>
     </w:p>
     <w:p>
@@ -3231,6 +3475,15 @@
         </w:rPr>
         <w:t>الرب للحاضرين اسمعوا كلامه فكل من حضر سبح الله علي هذه المجودة</w:t>
       </w:r>
+      <w:r>
+        <w:rPr>
+          <w:color w:val="943634"/>
+          <w:sz w:val="34"/>
+          <w:szCs w:val="34"/>
+          <w:rtl/>
+        </w:rPr>
+        <w:t xml:space="preserve"> ۝٤٤</w:t>
+      </w:r>
     </w:p>
     <w:p>
       <w:pPr>
@@ -3287,6 +3540,16 @@
         </w:rPr>
         <w:t>وفي بعض الايام قالت السيدة مرت مريم للرب يسوع امضي يا ولدي هات لي من البير ما فلما مضي ليجيب الما وملا قلته فان سطعت وانكسرت وهي مملوة فاما الرب بسط منديله وجمع الما وجابع في المنديل الي عند أمه فلما نظرته مرت مريم تعجبت من ذلك وكانت تحفظ كل شي تراه وتوعيه في قلبها</w:t>
       </w:r>
+      <w:r>
+        <w:rPr>
+          <w:color w:val="943634"/>
+          <w:sz w:val="34"/>
+          <w:szCs w:val="34"/>
+          <w:rtl/>
+          <w:lang w:eastAsia="en-GB"/>
+        </w:rPr>
+        <w:t xml:space="preserve"> ۝٤٥</w:t>
+      </w:r>
     </w:p>
     <w:p>
       <w:pPr>
@@ -3362,6 +3625,15 @@
         </w:rPr>
         <w:t>حياتك وفي ذلك الوقت يبس ذلك الصبي</w:t>
       </w:r>
+      <w:r>
+        <w:rPr>
+          <w:color w:val="943634"/>
+          <w:sz w:val="34"/>
+          <w:szCs w:val="34"/>
+          <w:rtl/>
+        </w:rPr>
+        <w:t xml:space="preserve"> ۝٤٦</w:t>
+      </w:r>
     </w:p>
     <w:p>
       <w:pPr>
@@ -3416,6 +3688,15 @@
           <w:rtl/>
         </w:rPr>
         <w:t>وايضا كان الرب يسوع رايح مع يوسف قصادفه صبي واحد وهو جاري فدفع ذلك الصبي للرب يسوع فوقع ، فقال له مثل ما رميتني تسقط وما تقوم وفي تلك الساعة سقط ومات</w:t>
+      </w:r>
+      <w:r>
+        <w:rPr>
+          <w:color w:val="943634"/>
+          <w:sz w:val="34"/>
+          <w:szCs w:val="34"/>
+          <w:rtl/>
+        </w:rPr>
+        <w:t xml:space="preserve"> ۝٤٧</w:t>
       </w:r>
     </w:p>
     <w:p>
@@ -3493,6 +3774,15 @@
         </w:rPr>
         <w:t>لا قول لك وابتدا يقول ألف بيت جمل ولد الي حد التاء قولا فصيحا فتعجب المعلم وقال أني اظن ان هذا الصبي اذاد قبل نوح والتفت الي يوسف وقال له انت قد جبت لي صبيا لاعلمه وهو معلم المعلمين وقال لمرت مريم ابنك هذا ليس هو محتاج الي العلم</w:t>
       </w:r>
+      <w:r>
+        <w:rPr>
+          <w:color w:val="943634"/>
+          <w:sz w:val="34"/>
+          <w:szCs w:val="34"/>
+          <w:rtl/>
+        </w:rPr>
+        <w:t xml:space="preserve"> ۝٤٨</w:t>
+      </w:r>
     </w:p>
     <w:p>
       <w:pPr>
@@ -3547,6 +3837,15 @@
           <w:rtl/>
         </w:rPr>
         <w:t>فاخذوه الي عند معلم آخر كان أمهر من ذلك المعلم فلما راه قال له قل الف فقال الف قال له قل بيت فاجابه الرب يسوع قايلا قل لي ما معني الالف وبعد ذلك اقول بيت فرفع المعلم يده وضربه وفي تلك الساعة ببشت يده ومات فقال يوسف ارت مريم من الان لا تخليه يخرج من البيت لان كلمن يعاديه يموت</w:t>
+      </w:r>
+      <w:r>
+        <w:rPr>
+          <w:color w:val="943634"/>
+          <w:sz w:val="34"/>
+          <w:szCs w:val="34"/>
+          <w:rtl/>
+        </w:rPr>
+        <w:t xml:space="preserve"> ۝٤٩</w:t>
       </w:r>
     </w:p>
     <w:p>
@@ -3794,6 +4093,15 @@
         </w:rPr>
         <w:t>فبينما هم في هذا الكلام واشباهه جات السيدة مرت مريم بعد ثلاثة ايام كان لها تدور عليه هي ويوسف فراته وهو جالس بين العلما يسألهم ويجاوبهم فقالت له مرت مريم لماذا فعلت بنا هكذا يا ابني فها اذا وابوك بتعب شدید نطلبك فقال لماذا تطلباني أما تعلما ان في بيت ابي ينبغي لي ان اكون فاما هم لم يفهما الكلام الذي قاله لهم فقالوا العلما هذ ابنك يا مريم قالت نعم قالوا لها طوبای يا مريم علي ما ولدتي وراح الرب يسوع الي الناصرة وكان يطيعهما في كل شي وكانت امه تحفظ جميع الكلام في قلبها وكان الرب يسوع ينسي في القامة والحكمة والنعمة لدي الله والناس</w:t>
       </w:r>
+      <w:r>
+        <w:rPr>
+          <w:color w:val="943634"/>
+          <w:sz w:val="34"/>
+          <w:szCs w:val="34"/>
+          <w:rtl/>
+        </w:rPr>
+        <w:t xml:space="preserve"> ۝٥٣</w:t>
+      </w:r>
     </w:p>
     <w:p>
       <w:pPr>
@@ -3869,6 +4177,15 @@
         </w:rPr>
         <w:t>سورت له وشهد الروح القدس مثل حمامة</w:t>
       </w:r>
+      <w:r>
+        <w:rPr>
+          <w:color w:val="943634"/>
+          <w:sz w:val="34"/>
+          <w:szCs w:val="34"/>
+          <w:rtl/>
+        </w:rPr>
+        <w:t xml:space="preserve"> ۝٥٤</w:t>
+      </w:r>
     </w:p>
     <w:p>
       <w:pPr>
@@ -3924,6 +4241,15 @@
         </w:rPr>
         <w:t>هذا اللذي اليه نبتهل هو الذي كوننا واحيانا وسقطنا فتجسد من اجلنا ونجانا أن يديم رحمته ويهبط رافته الينا بكرامة واحسانه وفضله وامتنانه له المجد والاحسان والقدرة والسلطان من الان وكل اوان وكل عصر ورصان والي ابد الابدين ودهر الداهرين امين</w:t>
       </w:r>
+      <w:r>
+        <w:rPr>
+          <w:color w:val="943634"/>
+          <w:sz w:val="34"/>
+          <w:szCs w:val="34"/>
+          <w:rtl/>
+        </w:rPr>
+        <w:t xml:space="preserve"> ۝٥٥</w:t>
+      </w:r>
     </w:p>
     <w:p>
       <w:pPr>
@@ -3940,6 +4266,15 @@
           <w:rtl/>
         </w:rPr>
         <w:t>كمل انجيل الطفولية بعون الله تعالي علي التمام علي ما وجدنا في النسخة</w:t>
+      </w:r>
+      <w:r>
+        <w:rPr>
+          <w:color w:val="943634"/>
+          <w:sz w:val="34"/>
+          <w:szCs w:val="34"/>
+          <w:rtl/>
+        </w:rPr>
+        <w:t xml:space="preserve"> ۝٠٠٠</w:t>
       </w:r>
     </w:p>
     <w:sectPr>
